--- a/data/analysis/Reportes/Archivo/Analisis_Hidrometeorologico_2026-09-05.docx
+++ b/data/analysis/Reportes/Archivo/Analisis_Hidrometeorologico_2026-09-05.docx
@@ -35,7 +35,7 @@
           <w:rFonts w:ascii="Arial" w:hAnsi="Arial"/>
           <w:sz w:val="19"/>
         </w:rPr>
-        <w:t>CORTE: 2026-09-05 09:05</w:t>
+        <w:t>CORTE: 2026-09-05 11:00</w:t>
       </w:r>
     </w:p>
     <w:p>
@@ -114,7 +114,7 @@
           <w:rFonts w:ascii="Arial" w:hAnsi="Arial"/>
           <w:sz w:val="19"/>
         </w:rPr>
-        <w:t>Usumacinta: evolución 12 h estable/mixta.</w:t>
+        <w:t>Usumacinta: evolución 12 h estable.</w:t>
       </w:r>
     </w:p>
     <w:p>
@@ -262,6 +262,113 @@
                 <w:b w:val="0"/>
                 <w:sz w:val="16"/>
               </w:rPr>
+              <w:t>Usumacinta</w:t>
+            </w:r>
+          </w:p>
+        </w:tc>
+        <w:tc>
+          <w:tcPr>
+            <w:tcW w:type="dxa" w:w="1502"/>
+          </w:tcPr>
+          <w:p>
+            <w:r>
+              <w:rPr>
+                <w:rFonts w:ascii="Arial" w:hAnsi="Arial"/>
+                <w:b w:val="0"/>
+                <w:sz w:val="16"/>
+              </w:rPr>
+              <w:t>Boca del Cerro</w:t>
+            </w:r>
+          </w:p>
+        </w:tc>
+        <w:tc>
+          <w:tcPr>
+            <w:tcW w:type="dxa" w:w="1502"/>
+          </w:tcPr>
+          <w:p>
+            <w:r>
+              <w:rPr>
+                <w:rFonts w:ascii="Arial" w:hAnsi="Arial"/>
+                <w:b w:val="0"/>
+                <w:sz w:val="16"/>
+              </w:rPr>
+              <w:t>12.80</w:t>
+            </w:r>
+          </w:p>
+        </w:tc>
+        <w:tc>
+          <w:tcPr>
+            <w:tcW w:type="dxa" w:w="1502"/>
+          </w:tcPr>
+          <w:p>
+            <w:r>
+              <w:rPr>
+                <w:rFonts w:ascii="Arial" w:hAnsi="Arial"/>
+                <w:b w:val="0"/>
+                <w:sz w:val="16"/>
+              </w:rPr>
+              <w:t>0.15</w:t>
+            </w:r>
+          </w:p>
+        </w:tc>
+        <w:tc>
+          <w:tcPr>
+            <w:tcW w:type="dxa" w:w="1502"/>
+          </w:tcPr>
+          <w:p>
+            <w:r>
+              <w:rPr>
+                <w:rFonts w:ascii="Arial" w:hAnsi="Arial"/>
+                <w:b w:val="0"/>
+                <w:sz w:val="16"/>
+              </w:rPr>
+              <w:t>Ascenso</w:t>
+            </w:r>
+          </w:p>
+        </w:tc>
+        <w:tc>
+          <w:tcPr>
+            <w:tcW w:type="dxa" w:w="1502"/>
+          </w:tcPr>
+          <w:p>
+            <w:r>
+              <w:rPr>
+                <w:rFonts w:ascii="Arial" w:hAnsi="Arial"/>
+                <w:b w:val="0"/>
+                <w:sz w:val="16"/>
+              </w:rPr>
+              <w:t>-6.41</w:t>
+            </w:r>
+          </w:p>
+        </w:tc>
+        <w:tc>
+          <w:tcPr>
+            <w:tcW w:type="dxa" w:w="1502"/>
+          </w:tcPr>
+          <w:p>
+            <w:r>
+              <w:rPr>
+                <w:rFonts w:ascii="Arial" w:hAnsi="Arial"/>
+                <w:b w:val="0"/>
+                <w:sz w:val="16"/>
+              </w:rPr>
+              <w:t>observado</w:t>
+            </w:r>
+          </w:p>
+        </w:tc>
+      </w:tr>
+      <w:tr>
+        <w:tc>
+          <w:tcPr>
+            <w:tcW w:type="dxa" w:w="1502"/>
+          </w:tcPr>
+          <w:p>
+            <w:r>
+              <w:rPr>
+                <w:rFonts w:ascii="Arial" w:hAnsi="Arial"/>
+                <w:b w:val="0"/>
+                <w:sz w:val="16"/>
+              </w:rPr>
               <w:t>Ríos Serranos–Grijalva</w:t>
             </w:r>
           </w:p>
@@ -277,7 +384,7 @@
                 <w:b w:val="0"/>
                 <w:sz w:val="16"/>
               </w:rPr>
-              <w:t>Oxolotán</w:t>
+              <w:t>Porvenir</w:t>
             </w:r>
           </w:p>
         </w:tc>
@@ -292,7 +399,328 @@
                 <w:b w:val="0"/>
                 <w:sz w:val="16"/>
               </w:rPr>
-              <w:t>33.87</w:t>
+              <w:t>0.16</w:t>
+            </w:r>
+          </w:p>
+        </w:tc>
+        <w:tc>
+          <w:tcPr>
+            <w:tcW w:type="dxa" w:w="1502"/>
+          </w:tcPr>
+          <w:p>
+            <w:r>
+              <w:rPr>
+                <w:rFonts w:ascii="Arial" w:hAnsi="Arial"/>
+                <w:b w:val="0"/>
+                <w:sz w:val="16"/>
+              </w:rPr>
+              <w:t>0.14</w:t>
+            </w:r>
+          </w:p>
+        </w:tc>
+        <w:tc>
+          <w:tcPr>
+            <w:tcW w:type="dxa" w:w="1502"/>
+          </w:tcPr>
+          <w:p>
+            <w:r>
+              <w:rPr>
+                <w:rFonts w:ascii="Arial" w:hAnsi="Arial"/>
+                <w:b w:val="0"/>
+                <w:sz w:val="16"/>
+              </w:rPr>
+              <w:t>Estable</w:t>
+            </w:r>
+          </w:p>
+        </w:tc>
+        <w:tc>
+          <w:tcPr>
+            <w:tcW w:type="dxa" w:w="1502"/>
+          </w:tcPr>
+          <w:p>
+            <w:r>
+              <w:rPr>
+                <w:rFonts w:ascii="Arial" w:hAnsi="Arial"/>
+                <w:b w:val="0"/>
+                <w:sz w:val="16"/>
+              </w:rPr>
+              <w:t>-4.58</w:t>
+            </w:r>
+          </w:p>
+        </w:tc>
+        <w:tc>
+          <w:tcPr>
+            <w:tcW w:type="dxa" w:w="1502"/>
+          </w:tcPr>
+          <w:p>
+            <w:r>
+              <w:rPr>
+                <w:rFonts w:ascii="Arial" w:hAnsi="Arial"/>
+                <w:b w:val="0"/>
+                <w:sz w:val="16"/>
+              </w:rPr>
+              <w:t>observado</w:t>
+            </w:r>
+          </w:p>
+        </w:tc>
+      </w:tr>
+      <w:tr>
+        <w:tc>
+          <w:tcPr>
+            <w:tcW w:type="dxa" w:w="1502"/>
+          </w:tcPr>
+          <w:p>
+            <w:r>
+              <w:rPr>
+                <w:rFonts w:ascii="Arial" w:hAnsi="Arial"/>
+                <w:b w:val="0"/>
+                <w:sz w:val="16"/>
+              </w:rPr>
+              <w:t>Ríos Serranos–Grijalva</w:t>
+            </w:r>
+          </w:p>
+        </w:tc>
+        <w:tc>
+          <w:tcPr>
+            <w:tcW w:type="dxa" w:w="1502"/>
+          </w:tcPr>
+          <w:p>
+            <w:r>
+              <w:rPr>
+                <w:rFonts w:ascii="Arial" w:hAnsi="Arial"/>
+                <w:b w:val="0"/>
+                <w:sz w:val="16"/>
+              </w:rPr>
+              <w:t>El Muelle</w:t>
+            </w:r>
+          </w:p>
+        </w:tc>
+        <w:tc>
+          <w:tcPr>
+            <w:tcW w:type="dxa" w:w="1502"/>
+          </w:tcPr>
+          <w:p>
+            <w:r>
+              <w:rPr>
+                <w:rFonts w:ascii="Arial" w:hAnsi="Arial"/>
+                <w:b w:val="0"/>
+                <w:sz w:val="16"/>
+              </w:rPr>
+              <w:t>0.20</w:t>
+            </w:r>
+          </w:p>
+        </w:tc>
+        <w:tc>
+          <w:tcPr>
+            <w:tcW w:type="dxa" w:w="1502"/>
+          </w:tcPr>
+          <w:p>
+            <w:r>
+              <w:rPr>
+                <w:rFonts w:ascii="Arial" w:hAnsi="Arial"/>
+                <w:b w:val="0"/>
+                <w:sz w:val="16"/>
+              </w:rPr>
+              <w:t>0.04</w:t>
+            </w:r>
+          </w:p>
+        </w:tc>
+        <w:tc>
+          <w:tcPr>
+            <w:tcW w:type="dxa" w:w="1502"/>
+          </w:tcPr>
+          <w:p>
+            <w:r>
+              <w:rPr>
+                <w:rFonts w:ascii="Arial" w:hAnsi="Arial"/>
+                <w:b w:val="0"/>
+                <w:sz w:val="16"/>
+              </w:rPr>
+              <w:t>Ascenso</w:t>
+            </w:r>
+          </w:p>
+        </w:tc>
+        <w:tc>
+          <w:tcPr>
+            <w:tcW w:type="dxa" w:w="1502"/>
+          </w:tcPr>
+          <w:p>
+            <w:r>
+              <w:rPr>
+                <w:rFonts w:ascii="Arial" w:hAnsi="Arial"/>
+                <w:b w:val="0"/>
+                <w:sz w:val="16"/>
+              </w:rPr>
+              <w:t>s/d</w:t>
+            </w:r>
+          </w:p>
+        </w:tc>
+        <w:tc>
+          <w:tcPr>
+            <w:tcW w:type="dxa" w:w="1502"/>
+          </w:tcPr>
+          <w:p>
+            <w:r>
+              <w:rPr>
+                <w:rFonts w:ascii="Arial" w:hAnsi="Arial"/>
+                <w:b w:val="0"/>
+                <w:sz w:val="16"/>
+              </w:rPr>
+              <w:t>observado</w:t>
+            </w:r>
+          </w:p>
+        </w:tc>
+      </w:tr>
+      <w:tr>
+        <w:tc>
+          <w:tcPr>
+            <w:tcW w:type="dxa" w:w="1502"/>
+          </w:tcPr>
+          <w:p>
+            <w:r>
+              <w:rPr>
+                <w:rFonts w:ascii="Arial" w:hAnsi="Arial"/>
+                <w:b w:val="0"/>
+                <w:sz w:val="16"/>
+              </w:rPr>
+              <w:t>Ríos Serranos–Grijalva</w:t>
+            </w:r>
+          </w:p>
+        </w:tc>
+        <w:tc>
+          <w:tcPr>
+            <w:tcW w:type="dxa" w:w="1502"/>
+          </w:tcPr>
+          <w:p>
+            <w:r>
+              <w:rPr>
+                <w:rFonts w:ascii="Arial" w:hAnsi="Arial"/>
+                <w:b w:val="0"/>
+                <w:sz w:val="16"/>
+              </w:rPr>
+              <w:t>Gaviotas</w:t>
+            </w:r>
+          </w:p>
+        </w:tc>
+        <w:tc>
+          <w:tcPr>
+            <w:tcW w:type="dxa" w:w="1502"/>
+          </w:tcPr>
+          <w:p>
+            <w:r>
+              <w:rPr>
+                <w:rFonts w:ascii="Arial" w:hAnsi="Arial"/>
+                <w:b w:val="0"/>
+                <w:sz w:val="16"/>
+              </w:rPr>
+              <w:t>0.30</w:t>
+            </w:r>
+          </w:p>
+        </w:tc>
+        <w:tc>
+          <w:tcPr>
+            <w:tcW w:type="dxa" w:w="1502"/>
+          </w:tcPr>
+          <w:p>
+            <w:r>
+              <w:rPr>
+                <w:rFonts w:ascii="Arial" w:hAnsi="Arial"/>
+                <w:b w:val="0"/>
+                <w:sz w:val="16"/>
+              </w:rPr>
+              <w:t>0.04</w:t>
+            </w:r>
+          </w:p>
+        </w:tc>
+        <w:tc>
+          <w:tcPr>
+            <w:tcW w:type="dxa" w:w="1502"/>
+          </w:tcPr>
+          <w:p>
+            <w:r>
+              <w:rPr>
+                <w:rFonts w:ascii="Arial" w:hAnsi="Arial"/>
+                <w:b w:val="0"/>
+                <w:sz w:val="16"/>
+              </w:rPr>
+              <w:t>Ascenso</w:t>
+            </w:r>
+          </w:p>
+        </w:tc>
+        <w:tc>
+          <w:tcPr>
+            <w:tcW w:type="dxa" w:w="1502"/>
+          </w:tcPr>
+          <w:p>
+            <w:r>
+              <w:rPr>
+                <w:rFonts w:ascii="Arial" w:hAnsi="Arial"/>
+                <w:b w:val="0"/>
+                <w:sz w:val="16"/>
+              </w:rPr>
+              <w:t>-6.70</w:t>
+            </w:r>
+          </w:p>
+        </w:tc>
+        <w:tc>
+          <w:tcPr>
+            <w:tcW w:type="dxa" w:w="1502"/>
+          </w:tcPr>
+          <w:p>
+            <w:r>
+              <w:rPr>
+                <w:rFonts w:ascii="Arial" w:hAnsi="Arial"/>
+                <w:b w:val="0"/>
+                <w:sz w:val="16"/>
+              </w:rPr>
+              <w:t>observado</w:t>
+            </w:r>
+          </w:p>
+        </w:tc>
+      </w:tr>
+      <w:tr>
+        <w:tc>
+          <w:tcPr>
+            <w:tcW w:type="dxa" w:w="1502"/>
+          </w:tcPr>
+          <w:p>
+            <w:r>
+              <w:rPr>
+                <w:rFonts w:ascii="Arial" w:hAnsi="Arial"/>
+                <w:b w:val="0"/>
+                <w:sz w:val="16"/>
+              </w:rPr>
+              <w:t>Ríos Serranos–Grijalva</w:t>
+            </w:r>
+          </w:p>
+        </w:tc>
+        <w:tc>
+          <w:tcPr>
+            <w:tcW w:type="dxa" w:w="1502"/>
+          </w:tcPr>
+          <w:p>
+            <w:r>
+              <w:rPr>
+                <w:rFonts w:ascii="Arial" w:hAnsi="Arial"/>
+                <w:b w:val="0"/>
+                <w:sz w:val="16"/>
+              </w:rPr>
+              <w:t>Teapa</w:t>
+            </w:r>
+          </w:p>
+        </w:tc>
+        <w:tc>
+          <w:tcPr>
+            <w:tcW w:type="dxa" w:w="1502"/>
+          </w:tcPr>
+          <w:p>
+            <w:r>
+              <w:rPr>
+                <w:rFonts w:ascii="Arial" w:hAnsi="Arial"/>
+                <w:b w:val="0"/>
+                <w:sz w:val="16"/>
+              </w:rPr>
+              <w:t>33.70</w:t>
             </w:r>
           </w:p>
         </w:tc>
@@ -337,7 +765,7 @@
                 <w:b w:val="0"/>
                 <w:sz w:val="16"/>
               </w:rPr>
-              <w:t>-5.66</w:t>
+              <w:t>-4.01</w:t>
             </w:r>
           </w:p>
         </w:tc>
@@ -476,7 +904,7 @@
                 <w:b w:val="0"/>
                 <w:sz w:val="16"/>
               </w:rPr>
-              <w:t>Ríos Serranos–Grijalva</w:t>
+              <w:t>Tulijá–Puxcatán–Chilapa</w:t>
             </w:r>
           </w:p>
         </w:tc>
@@ -491,7 +919,7 @@
                 <w:b w:val="0"/>
                 <w:sz w:val="16"/>
               </w:rPr>
-              <w:t>Porvenir</w:t>
+              <w:t>Salto de Agua</w:t>
             </w:r>
           </w:p>
         </w:tc>
@@ -506,7 +934,7 @@
                 <w:b w:val="0"/>
                 <w:sz w:val="16"/>
               </w:rPr>
-              <w:t>0.02</w:t>
+              <w:t>2.16</w:t>
             </w:r>
           </w:p>
         </w:tc>
@@ -551,7 +979,7 @@
                 <w:b w:val="0"/>
                 <w:sz w:val="16"/>
               </w:rPr>
-              <w:t>-4.72</w:t>
+              <w:t>-8.83</w:t>
             </w:r>
           </w:p>
         </w:tc>
@@ -690,7 +1118,7 @@
                 <w:b w:val="0"/>
                 <w:sz w:val="16"/>
               </w:rPr>
-              <w:t>Tulijá–Puxcatán–Chilapa</w:t>
+              <w:t>Ríos Serranos–Grijalva</w:t>
             </w:r>
           </w:p>
         </w:tc>
@@ -705,7 +1133,7 @@
                 <w:b w:val="0"/>
                 <w:sz w:val="16"/>
               </w:rPr>
-              <w:t>Salto de Agua</w:t>
+              <w:t>Oxolotán</w:t>
             </w:r>
           </w:p>
         </w:tc>
@@ -720,7 +1148,7 @@
                 <w:b w:val="0"/>
                 <w:sz w:val="16"/>
               </w:rPr>
-              <w:t>2.16</w:t>
+              <w:t>33.86</w:t>
             </w:r>
           </w:p>
         </w:tc>
@@ -765,7 +1193,7 @@
                 <w:b w:val="0"/>
                 <w:sz w:val="16"/>
               </w:rPr>
-              <w:t>-8.83</w:t>
+              <w:t>-5.67</w:t>
             </w:r>
           </w:p>
         </w:tc>
@@ -812,7 +1240,7 @@
                 <w:b w:val="0"/>
                 <w:sz w:val="16"/>
               </w:rPr>
-              <w:t>Gaviotas</w:t>
+              <w:t>San Joaquín</w:t>
             </w:r>
           </w:p>
         </w:tc>
@@ -827,7 +1255,7 @@
                 <w:b w:val="0"/>
                 <w:sz w:val="16"/>
               </w:rPr>
-              <w:t>0.26</w:t>
+              <w:t>19.80</w:t>
             </w:r>
           </w:p>
         </w:tc>
@@ -872,7 +1300,7 @@
                 <w:b w:val="0"/>
                 <w:sz w:val="16"/>
               </w:rPr>
-              <w:t>-6.74</w:t>
+              <w:t>-3.32</w:t>
             </w:r>
           </w:p>
         </w:tc>
@@ -919,7 +1347,7 @@
                 <w:b w:val="0"/>
                 <w:sz w:val="16"/>
               </w:rPr>
-              <w:t>El Muelle</w:t>
+              <w:t>Pueblo Nuevo</w:t>
             </w:r>
           </w:p>
         </w:tc>
@@ -934,7 +1362,7 @@
                 <w:b w:val="0"/>
                 <w:sz w:val="16"/>
               </w:rPr>
-              <w:t>0.16</w:t>
+              <w:t>1.45</w:t>
             </w:r>
           </w:p>
         </w:tc>
@@ -979,7 +1407,7 @@
                 <w:b w:val="0"/>
                 <w:sz w:val="16"/>
               </w:rPr>
-              <w:t>s/d</w:t>
+              <w:t>-6.04</w:t>
             </w:r>
           </w:p>
         </w:tc>
@@ -1118,7 +1546,7 @@
                 <w:b w:val="0"/>
                 <w:sz w:val="16"/>
               </w:rPr>
-              <w:t>Ríos Serranos–Grijalva</w:t>
+              <w:t>Presas–Mezcalapa–Samaria y Carrizal</w:t>
             </w:r>
           </w:p>
         </w:tc>
@@ -1133,7 +1561,7 @@
                 <w:b w:val="0"/>
                 <w:sz w:val="16"/>
               </w:rPr>
-              <w:t>San Joaquín</w:t>
+              <w:t>González</w:t>
             </w:r>
           </w:p>
         </w:tc>
@@ -1148,7 +1576,7 @@
                 <w:b w:val="0"/>
                 <w:sz w:val="16"/>
               </w:rPr>
-              <w:t>19.81</w:t>
+              <w:t>3.49</w:t>
             </w:r>
           </w:p>
         </w:tc>
@@ -1163,7 +1591,7 @@
                 <w:b w:val="0"/>
                 <w:sz w:val="16"/>
               </w:rPr>
-              <w:t>-0.01</w:t>
+              <w:t>-0.02</w:t>
             </w:r>
           </w:p>
         </w:tc>
@@ -1178,7 +1606,7 @@
                 <w:b w:val="0"/>
                 <w:sz w:val="16"/>
               </w:rPr>
-              <w:t>Estable</w:t>
+              <w:t>Cambio a descenso</w:t>
             </w:r>
           </w:p>
         </w:tc>
@@ -1193,7 +1621,7 @@
                 <w:b w:val="0"/>
                 <w:sz w:val="16"/>
               </w:rPr>
-              <w:t>-3.31</w:t>
+              <w:t>-5.28</w:t>
             </w:r>
           </w:p>
         </w:tc>
@@ -1240,7 +1668,7 @@
                 <w:b w:val="0"/>
                 <w:sz w:val="16"/>
               </w:rPr>
-              <w:t>Pueblo Nuevo</w:t>
+              <w:t>Tapijulapa</w:t>
             </w:r>
           </w:p>
         </w:tc>
@@ -1255,7 +1683,7 @@
                 <w:b w:val="0"/>
                 <w:sz w:val="16"/>
               </w:rPr>
-              <w:t>1.46</w:t>
+              <w:t>15.82</w:t>
             </w:r>
           </w:p>
         </w:tc>
@@ -1300,114 +1728,7 @@
                 <w:b w:val="0"/>
                 <w:sz w:val="16"/>
               </w:rPr>
-              <w:t>-6.03</w:t>
-            </w:r>
-          </w:p>
-        </w:tc>
-        <w:tc>
-          <w:tcPr>
-            <w:tcW w:type="dxa" w:w="1502"/>
-          </w:tcPr>
-          <w:p>
-            <w:r>
-              <w:rPr>
-                <w:rFonts w:ascii="Arial" w:hAnsi="Arial"/>
-                <w:b w:val="0"/>
-                <w:sz w:val="16"/>
-              </w:rPr>
-              <w:t>observado</w:t>
-            </w:r>
-          </w:p>
-        </w:tc>
-      </w:tr>
-      <w:tr>
-        <w:tc>
-          <w:tcPr>
-            <w:tcW w:type="dxa" w:w="1502"/>
-          </w:tcPr>
-          <w:p>
-            <w:r>
-              <w:rPr>
-                <w:rFonts w:ascii="Arial" w:hAnsi="Arial"/>
-                <w:b w:val="0"/>
-                <w:sz w:val="16"/>
-              </w:rPr>
-              <w:t>Presas–Mezcalapa–Samaria y Carrizal</w:t>
-            </w:r>
-          </w:p>
-        </w:tc>
-        <w:tc>
-          <w:tcPr>
-            <w:tcW w:type="dxa" w:w="1502"/>
-          </w:tcPr>
-          <w:p>
-            <w:r>
-              <w:rPr>
-                <w:rFonts w:ascii="Arial" w:hAnsi="Arial"/>
-                <w:b w:val="0"/>
-                <w:sz w:val="16"/>
-              </w:rPr>
-              <w:t>González</w:t>
-            </w:r>
-          </w:p>
-        </w:tc>
-        <w:tc>
-          <w:tcPr>
-            <w:tcW w:type="dxa" w:w="1502"/>
-          </w:tcPr>
-          <w:p>
-            <w:r>
-              <w:rPr>
-                <w:rFonts w:ascii="Arial" w:hAnsi="Arial"/>
-                <w:b w:val="0"/>
-                <w:sz w:val="16"/>
-              </w:rPr>
-              <w:t>3.41</w:t>
-            </w:r>
-          </w:p>
-        </w:tc>
-        <w:tc>
-          <w:tcPr>
-            <w:tcW w:type="dxa" w:w="1502"/>
-          </w:tcPr>
-          <w:p>
-            <w:r>
-              <w:rPr>
-                <w:rFonts w:ascii="Arial" w:hAnsi="Arial"/>
-                <w:b w:val="0"/>
-                <w:sz w:val="16"/>
-              </w:rPr>
-              <w:t>-0.04</w:t>
-            </w:r>
-          </w:p>
-        </w:tc>
-        <w:tc>
-          <w:tcPr>
-            <w:tcW w:type="dxa" w:w="1502"/>
-          </w:tcPr>
-          <w:p>
-            <w:r>
-              <w:rPr>
-                <w:rFonts w:ascii="Arial" w:hAnsi="Arial"/>
-                <w:b w:val="0"/>
-                <w:sz w:val="16"/>
-              </w:rPr>
-              <w:t>Descenso</w:t>
-            </w:r>
-          </w:p>
-        </w:tc>
-        <w:tc>
-          <w:tcPr>
-            <w:tcW w:type="dxa" w:w="1502"/>
-          </w:tcPr>
-          <w:p>
-            <w:r>
-              <w:rPr>
-                <w:rFonts w:ascii="Arial" w:hAnsi="Arial"/>
-                <w:b w:val="0"/>
-                <w:sz w:val="16"/>
-              </w:rPr>
-              <w:t>-5.36</w:t>
+              <w:t>-8.81</w:t>
             </w:r>
           </w:p>
         </w:tc>
@@ -1469,7 +1790,7 @@
                 <w:b w:val="0"/>
                 <w:sz w:val="16"/>
               </w:rPr>
-              <w:t>11.84</w:t>
+              <w:t>11.54</w:t>
             </w:r>
           </w:p>
         </w:tc>
@@ -1484,7 +1805,7 @@
                 <w:b w:val="0"/>
                 <w:sz w:val="16"/>
               </w:rPr>
-              <w:t>-0.24</w:t>
+              <w:t>-0.02</w:t>
             </w:r>
           </w:p>
         </w:tc>
@@ -1499,7 +1820,7 @@
                 <w:b w:val="0"/>
                 <w:sz w:val="16"/>
               </w:rPr>
-              <w:t>Ascenso</w:t>
+              <w:t>Cambio a ascenso</w:t>
             </w:r>
           </w:p>
         </w:tc>
@@ -1514,114 +1835,7 @@
                 <w:b w:val="0"/>
                 <w:sz w:val="16"/>
               </w:rPr>
-              <w:t>-3.06</w:t>
-            </w:r>
-          </w:p>
-        </w:tc>
-        <w:tc>
-          <w:tcPr>
-            <w:tcW w:type="dxa" w:w="1502"/>
-          </w:tcPr>
-          <w:p>
-            <w:r>
-              <w:rPr>
-                <w:rFonts w:ascii="Arial" w:hAnsi="Arial"/>
-                <w:b w:val="0"/>
-                <w:sz w:val="16"/>
-              </w:rPr>
-              <w:t>observado</w:t>
-            </w:r>
-          </w:p>
-        </w:tc>
-      </w:tr>
-      <w:tr>
-        <w:tc>
-          <w:tcPr>
-            <w:tcW w:type="dxa" w:w="1502"/>
-          </w:tcPr>
-          <w:p>
-            <w:r>
-              <w:rPr>
-                <w:rFonts w:ascii="Arial" w:hAnsi="Arial"/>
-                <w:b w:val="0"/>
-                <w:sz w:val="16"/>
-              </w:rPr>
-              <w:t>Usumacinta</w:t>
-            </w:r>
-          </w:p>
-        </w:tc>
-        <w:tc>
-          <w:tcPr>
-            <w:tcW w:type="dxa" w:w="1502"/>
-          </w:tcPr>
-          <w:p>
-            <w:r>
-              <w:rPr>
-                <w:rFonts w:ascii="Arial" w:hAnsi="Arial"/>
-                <w:b w:val="0"/>
-                <w:sz w:val="16"/>
-              </w:rPr>
-              <w:t>Boca del Cerro</w:t>
-            </w:r>
-          </w:p>
-        </w:tc>
-        <w:tc>
-          <w:tcPr>
-            <w:tcW w:type="dxa" w:w="1502"/>
-          </w:tcPr>
-          <w:p>
-            <w:r>
-              <w:rPr>
-                <w:rFonts w:ascii="Arial" w:hAnsi="Arial"/>
-                <w:b w:val="0"/>
-                <w:sz w:val="16"/>
-              </w:rPr>
-              <w:t>12.63</w:t>
-            </w:r>
-          </w:p>
-        </w:tc>
-        <w:tc>
-          <w:tcPr>
-            <w:tcW w:type="dxa" w:w="1502"/>
-          </w:tcPr>
-          <w:p>
-            <w:r>
-              <w:rPr>
-                <w:rFonts w:ascii="Arial" w:hAnsi="Arial"/>
-                <w:b w:val="0"/>
-                <w:sz w:val="16"/>
-              </w:rPr>
-              <w:t>-0.26</w:t>
-            </w:r>
-          </w:p>
-        </w:tc>
-        <w:tc>
-          <w:tcPr>
-            <w:tcW w:type="dxa" w:w="1502"/>
-          </w:tcPr>
-          <w:p>
-            <w:r>
-              <w:rPr>
-                <w:rFonts w:ascii="Arial" w:hAnsi="Arial"/>
-                <w:b w:val="0"/>
-                <w:sz w:val="16"/>
-              </w:rPr>
-              <w:t>Estable</w:t>
-            </w:r>
-          </w:p>
-        </w:tc>
-        <w:tc>
-          <w:tcPr>
-            <w:tcW w:type="dxa" w:w="1502"/>
-          </w:tcPr>
-          <w:p>
-            <w:r>
-              <w:rPr>
-                <w:rFonts w:ascii="Arial" w:hAnsi="Arial"/>
-                <w:b w:val="0"/>
-                <w:sz w:val="16"/>
-              </w:rPr>
-              <w:t>-6.58</w:t>
+              <w:t>-3.36</w:t>
             </w:r>
           </w:p>
         </w:tc>
@@ -1646,20 +1860,20 @@
       <w:r>
         <w:rPr>
           <w:rFonts w:ascii="Arial" w:hAnsi="Arial"/>
-          <w:sz w:val="19"/>
+          <w:b/>
+          <w:color w:val="1F4E79"/>
+          <w:sz w:val="24"/>
         </w:rPr>
-        <w:t>Datos hidrométricos no actuales/heredados excluidos de la priorización: 2 estación(es).</w:t>
+        <w:t>Lluvia observada</w:t>
       </w:r>
     </w:p>
     <w:p>
       <w:r>
         <w:rPr>
           <w:rFonts w:ascii="Arial" w:hAnsi="Arial"/>
-          <w:b/>
-          <w:color w:val="1F4E79"/>
-          <w:sz w:val="24"/>
+          <w:sz w:val="19"/>
         </w:rPr>
-        <w:t>Lluvia observada</w:t>
+        <w:t>WeatherLink 24 h maduro; mayores acumulados válidos:</w:t>
       </w:r>
     </w:p>
     <w:p>
@@ -1671,16 +1885,7 @@
           <w:rFonts w:ascii="Arial" w:hAnsi="Arial"/>
           <w:sz w:val="19"/>
         </w:rPr>
-        <w:t>WeatherLink: ventana 24 h aún no madura para uso como acumulado cloud actual; no se usa el valor heredado como lluvia vigente.</w:t>
-      </w:r>
-    </w:p>
-    <w:p>
-      <w:r>
-        <w:rPr>
-          <w:rFonts w:ascii="Arial" w:hAnsi="Arial"/>
-          <w:sz w:val="19"/>
-        </w:rPr>
-        <w:t>CONAGUA, corte 2026-09-04: mayores registros 24 h publicados:</w:t>
+        <w:t>Cipat Chiapas: 45.5 mm · Ocozocoautla, Chiapas, Mexico.</w:t>
       </w:r>
     </w:p>
     <w:p>
@@ -1692,7 +1897,7 @@
           <w:rFonts w:ascii="Arial" w:hAnsi="Arial"/>
           <w:sz w:val="19"/>
         </w:rPr>
-        <w:t>PEÑITAS: 34.1 mm.</w:t>
+        <w:t>MAYA BERRIOZABAL PCIVILCHIAPAS: 42.7 mm · Berriozábal, Chiapas, Mexico.</w:t>
       </w:r>
     </w:p>
     <w:p>
@@ -1704,7 +1909,7 @@
           <w:rFonts w:ascii="Arial" w:hAnsi="Arial"/>
           <w:sz w:val="19"/>
         </w:rPr>
-        <w:t>SAN PEDRO NICHTACULUM: 3.5 mm.</w:t>
+        <w:t>PASO LA MINA: 36.8 mm · Ingenio Presidente Benito Juárez, Tab., Mexico.</w:t>
       </w:r>
     </w:p>
     <w:p>
@@ -1716,7 +1921,7 @@
           <w:rFonts w:ascii="Arial" w:hAnsi="Arial"/>
           <w:sz w:val="19"/>
         </w:rPr>
-        <w:t>CHAPULTENANGO: 1.4 mm.</w:t>
+        <w:t>AMATÁN PCIVILCHIAPAS: 16.5 mm · Amatán, Chiapas, Mexico.</w:t>
       </w:r>
     </w:p>
     <w:p>
@@ -1728,7 +1933,16 @@
           <w:rFonts w:ascii="Arial" w:hAnsi="Arial"/>
           <w:sz w:val="19"/>
         </w:rPr>
-        <w:t>PUEBLO NUEVO: 1.2 mm.</w:t>
+        <w:t>OSTUACÁN PCIVILCHIAPAS: 3.9 mm · Ostuacán, Chiapas, Mexico.</w:t>
+      </w:r>
+    </w:p>
+    <w:p>
+      <w:r>
+        <w:rPr>
+          <w:rFonts w:ascii="Arial" w:hAnsi="Arial"/>
+          <w:sz w:val="19"/>
+        </w:rPr>
+        <w:t>CONAGUA, corte 2026-09-05: mayores registros 24 h publicados:</w:t>
       </w:r>
     </w:p>
     <w:p>
@@ -1740,7 +1954,55 @@
           <w:rFonts w:ascii="Arial" w:hAnsi="Arial"/>
           <w:sz w:val="19"/>
         </w:rPr>
-        <w:t>MEZCALAPA: 0.0 mm.</w:t>
+        <w:t>SAN PEDRO NICHTACULUM: 24.9 mm.</w:t>
+      </w:r>
+    </w:p>
+    <w:p>
+      <w:pPr>
+        <w:pStyle w:val="ListBullet"/>
+      </w:pPr>
+      <w:r>
+        <w:rPr>
+          <w:rFonts w:ascii="Arial" w:hAnsi="Arial"/>
+          <w:sz w:val="19"/>
+        </w:rPr>
+        <w:t>SAMARIA: 20.5 mm.</w:t>
+      </w:r>
+    </w:p>
+    <w:p>
+      <w:pPr>
+        <w:pStyle w:val="ListBullet"/>
+      </w:pPr>
+      <w:r>
+        <w:rPr>
+          <w:rFonts w:ascii="Arial" w:hAnsi="Arial"/>
+          <w:sz w:val="19"/>
+        </w:rPr>
+        <w:t>OBSERVATORIO DE VILLAHERMOSA: 16.5 mm.</w:t>
+      </w:r>
+    </w:p>
+    <w:p>
+      <w:pPr>
+        <w:pStyle w:val="ListBullet"/>
+      </w:pPr>
+      <w:r>
+        <w:rPr>
+          <w:rFonts w:ascii="Arial" w:hAnsi="Arial"/>
+          <w:sz w:val="19"/>
+        </w:rPr>
+        <w:t>TAPIJULAPA: 11.5 mm.</w:t>
+      </w:r>
+    </w:p>
+    <w:p>
+      <w:pPr>
+        <w:pStyle w:val="ListBullet"/>
+      </w:pPr>
+      <w:r>
+        <w:rPr>
+          <w:rFonts w:ascii="Arial" w:hAnsi="Arial"/>
+          <w:sz w:val="19"/>
+        </w:rPr>
+        <w:t>PEÑITAS: 9.7 mm.</w:t>
       </w:r>
     </w:p>
     <w:p>
@@ -1763,7 +2025,7 @@
           <w:rFonts w:ascii="Arial" w:hAnsi="Arial"/>
           <w:sz w:val="19"/>
         </w:rPr>
-        <w:t>0-24 h: Peñitas: 50 a 75 mm; Bajo Grijalva-Ríos de la Sierra: 75 a 150 mm; Usumacinta: 25 a 50 mm.</w:t>
+        <w:t>0-24 h: Peñitas: 5 a 25 mm; Bajo Grijalva-Ríos de la Sierra: 50 a 75 mm; Usumacinta: 25 a 50 mm.</w:t>
       </w:r>
     </w:p>
     <w:p>
@@ -1775,7 +2037,7 @@
           <w:rFonts w:ascii="Arial" w:hAnsi="Arial"/>
           <w:sz w:val="19"/>
         </w:rPr>
-        <w:t>24-48 h: Peñitas: 5 a 25 mm; Bajo Grijalva-Ríos de la Sierra: 5 a 25 mm; Usumacinta: 50 a 75 mm.</w:t>
+        <w:t>24-48 h: Peñitas: 0.1 a 5 mm; Bajo Grijalva-Ríos de la Sierra: 5 a 25 mm; Usumacinta: 25 a 50 mm.</w:t>
       </w:r>
     </w:p>
     <w:p>
@@ -1787,7 +2049,7 @@
           <w:rFonts w:ascii="Arial" w:hAnsi="Arial"/>
           <w:sz w:val="19"/>
         </w:rPr>
-        <w:t>48-72 h: Peñitas: 5 a 25 mm; Bajo Grijalva-Ríos de la Sierra: 5 a 25 mm; Usumacinta: 25 a 50 mm.</w:t>
+        <w:t>48-72 h: Peñitas: 5 a 25 mm; Bajo Grijalva-Ríos de la Sierra: 25 a 50 mm; Usumacinta: 75 a 150 mm.</w:t>
       </w:r>
     </w:p>
     <w:p>
@@ -1799,7 +2061,7 @@
           <w:rFonts w:ascii="Arial" w:hAnsi="Arial"/>
           <w:sz w:val="19"/>
         </w:rPr>
-        <w:t>72-96 h: Peñitas: 5 a 25 mm; Bajo Grijalva-Ríos de la Sierra: 5 a 25 mm; Usumacinta: 50 a 75 mm.</w:t>
+        <w:t>72-96 h: Peñitas: 5 a 25 mm; Bajo Grijalva-Ríos de la Sierra: 50 a 75 mm; Usumacinta: 75 a 150 mm.</w:t>
       </w:r>
     </w:p>
     <w:p>
@@ -1822,7 +2084,7 @@
           <w:rFonts w:ascii="Arial" w:hAnsi="Arial"/>
           <w:sz w:val="19"/>
         </w:rPr>
-        <w:t>96-168 h (del 07 al 10 de septiembre de 2026): En el periodo de pronóstico, se prevén lluvias con acumulados de 75 a 150 mm en las cuencas de Usumacinta y Bajo Grijalva; lluvias con acumulados de 50 a 75 mm en la cuenca de Malpaso; lluvias con acumulados de 25 a 50 mm en las cuencas de Peñitas, Chicoasén, La Angostura y Juan Sabines.</w:t>
+        <w:t>96-168 h (del 08 al 11 de septiembre de 2026): En el periodo de pronóstico, se prevén lluvias con acumulados de 150 a 250 mm en las cuencas de Usumacinta; lluvias con acumulados de 75 a 150 mm en las cuencas de Bajo Grijalva y Malpaso; lluvias con acumulados de 50 a 75 mm en la cuenca de Peñitas y l luvias con acumulados de 25 a 50 mm en Chicoasén, Juan Sabines y La Angostura.</w:t>
       </w:r>
     </w:p>
     <w:p>
@@ -1834,7 +2096,7 @@
           <w:rFonts w:ascii="Arial" w:hAnsi="Arial"/>
           <w:sz w:val="19"/>
         </w:rPr>
-        <w:t>168-360 h (del 10 al 18 de septiembre 2026): Durante el periodo de pronóstico, se prevén lluvias con acumulados de 300 a 400 mm en las cuencas de Peñitas y Malpaso; lluvias de 250 a 300 mm en la cuenca de Bajo Grijalva; lluvias de 150 a 250 mm en la cuenca de Usumacinta; así como lluvias con acumulados de 75 a 150 mm en las cuencas de Chicoasén, La Angostura y Juan Sabines.</w:t>
+        <w:t>168-360 h (del 11 al 19 de septiembre 2026): Durante el periodo de pronóstico, se prevén lluvias con acumulados de 400 a 500 mm en la cuenca de Malpaso; lluvias de 300 a 400 mm en las cuencas de Usumacinta y Peñitas; lluvias de 150 a 250 mm en la cuenca de Baja Grijalva; lluvias con acumulados de 75 a 150 mm en las cuencas de Chicoasén y La Angostura, así como lluvias con acumulados de 50 a 75 mm en Jan Sabines.</w:t>
       </w:r>
     </w:p>
     <w:p>
@@ -1866,7 +2128,7 @@
           <w:rFonts w:ascii="Arial" w:hAnsi="Arial"/>
           <w:sz w:val="19"/>
         </w:rPr>
-        <w:t>Playa Grande–Chixoy: nivel -0.10 m · caudal 179.51 m³/s · BHVGM 741 04/09/2026 20:00 h.</w:t>
+        <w:t>Playa Grande–Chixoy: nivel -0.05 m · caudal 188.16 m³/s · BHVGM 742 05/09/2026 08:00 h.</w:t>
       </w:r>
     </w:p>
     <w:p>
@@ -1878,7 +2140,7 @@
           <w:rFonts w:ascii="Arial" w:hAnsi="Arial"/>
           <w:sz w:val="19"/>
         </w:rPr>
-        <w:t>Puente Chocox–Chixoy: nivel 0.59 m · caudal 8.57 m³/s · BHVGM 741 04/09/2026 20:00 h.</w:t>
+        <w:t>El Porvenir–La Pasión: nivel 2.28 m · caudal 254.61 m³/s · BHVGM 742 05/09/2026 08:00 h.</w:t>
       </w:r>
     </w:p>
     <w:p>
@@ -1890,19 +2152,7 @@
           <w:rFonts w:ascii="Arial" w:hAnsi="Arial"/>
           <w:sz w:val="19"/>
         </w:rPr>
-        <w:t>El Porvenir–La Pasión: nivel 2.36 m · caudal 268.65 m³/s · BHVGM 741 04/09/2026 20:00 h.</w:t>
-      </w:r>
-    </w:p>
-    <w:p>
-      <w:pPr>
-        <w:pStyle w:val="ListBullet"/>
-      </w:pPr>
-      <w:r>
-        <w:rPr>
-          <w:rFonts w:ascii="Arial" w:hAnsi="Arial"/>
-          <w:sz w:val="19"/>
-        </w:rPr>
-        <w:t>El Tigre–Usumacinta: no publicado en el BHVGM actual; no se sustituye con un dato anterior. El Tigre no fue publicado en BHVGM 741; se conserva el último publicado solo como antecedente y no como dato actual.</w:t>
+        <w:t>El Tigre–Usumacinta: nivel 6.03 m · caudal 1130.35 m³/s · BHVGM 742 05/09/2026 08:00 h.</w:t>
       </w:r>
     </w:p>
     <w:p>
@@ -1949,7 +2199,7 @@
           <w:rFonts w:ascii="Arial" w:hAnsi="Arial"/>
           <w:sz w:val="19"/>
         </w:rPr>
-        <w:t>Tabasco: máxima válida del día 30.6 °C; máximo índice de calor 40.4 °C en SEMAR Capitanía de Pto. Dos Bocas · Peligro.</w:t>
+        <w:t>Tabasco: máxima válida del día 32.8 °C; máximo índice de calor 49.3 °C en ASUR Villahermosa · Peligro.</w:t>
       </w:r>
     </w:p>
     <w:p>
@@ -2087,7 +2337,7 @@
           <w:rFonts w:ascii="Arial" w:hAnsi="Arial"/>
           <w:sz w:val="19"/>
         </w:rPr>
-        <w:t>El Porvenir–La Pasión: nivel 2.36 m · caudal 268.65 m³/s.</w:t>
+        <w:t>El Porvenir–La Pasión: nivel 2.28 m · caudal 254.61 m³/s.</w:t>
       </w:r>
     </w:p>
     <w:p>
@@ -2099,7 +2349,7 @@
           <w:rFonts w:ascii="Arial" w:hAnsi="Arial"/>
           <w:sz w:val="19"/>
         </w:rPr>
-        <w:t>El Tigre–Usumacinta: sin dato publicado utilizable para el corte; no se hereda ni se fabrica valor.</w:t>
+        <w:t>El Tigre–Usumacinta: nivel 6.03 m · caudal 1130.35 m³/s.</w:t>
       </w:r>
     </w:p>
     <w:p>
@@ -2111,7 +2361,7 @@
           <w:rFonts w:ascii="Arial" w:hAnsi="Arial"/>
           <w:sz w:val="19"/>
         </w:rPr>
-        <w:t>Cadena de seguimiento en Tabasco: Boca del Cerro: 12.63 m · Δ24 h -0.26 m → Balancán: s/d → Emiliano Zapata: s/d → Jonuta: s/d → Centla/Tres Brazos: s/d.</w:t>
+        <w:t>Cadena de seguimiento en Tabasco: Boca del Cerro: 12.80 m · Δ24 h +0.15 m → Balancán: s/d → Emiliano Zapata: s/d → Jonuta: s/d → Centla/Tres Brazos: s/d.</w:t>
       </w:r>
     </w:p>
     <w:p>

--- a/data/analysis/Reportes/Archivo/Analisis_Hidrometeorologico_2026-09-05.docx
+++ b/data/analysis/Reportes/Archivo/Analisis_Hidrometeorologico_2026-09-05.docx
@@ -35,7 +35,7 @@
           <w:rFonts w:ascii="Arial" w:hAnsi="Arial"/>
           <w:sz w:val="19"/>
         </w:rPr>
-        <w:t>CORTE: 2026-09-05 11:00</w:t>
+        <w:t>CORTE: 2026-09-05 13:17</w:t>
       </w:r>
     </w:p>
     <w:p>
@@ -125,7 +125,107 @@
           <w:color w:val="1F4E79"/>
           <w:sz w:val="24"/>
         </w:rPr>
-        <w:t>Hidrometría observada y NAMO</w:t>
+        <w:t>Análisis breve por subcuenca</w:t>
+      </w:r>
+    </w:p>
+    <w:p>
+      <w:r>
+        <w:rPr>
+          <w:rFonts w:ascii="Arial" w:hAnsi="Arial"/>
+          <w:b/>
+          <w:color w:val="1F4E79"/>
+          <w:sz w:val="21"/>
+        </w:rPr>
+        <w:t>Presas–Mezcalapa–Samaria y Carrizal</w:t>
+      </w:r>
+    </w:p>
+    <w:p>
+      <w:r>
+        <w:rPr>
+          <w:rFonts w:ascii="Arial" w:hAnsi="Arial"/>
+          <w:sz w:val="19"/>
+        </w:rPr>
+        <w:t>Evolución 12 h estable/mixta. sin ascensos positivos de 24 h entre los datos comparables; mayor descenso: Samaria -0.02 m; referencia más próxima al NAMO: Samaria a 3.36 m. SMN: 0-24 h 5 a 25 mm; 24-48 h 0.1 a 5 mm; 48-72 h 5 a 25 mm; 72-96 h 5 a 25 mm. La lectura operativa debe confirmarse en los cortes siguientes; el pronóstico incrementa vigilancia, pero no implica por sí solo una creciente.</w:t>
+      </w:r>
+    </w:p>
+    <w:p>
+      <w:r>
+        <w:rPr>
+          <w:rFonts w:ascii="Arial" w:hAnsi="Arial"/>
+          <w:b/>
+          <w:color w:val="1F4E79"/>
+          <w:sz w:val="21"/>
+        </w:rPr>
+        <w:t>Ríos Serranos–Grijalva</w:t>
+      </w:r>
+    </w:p>
+    <w:p>
+      <w:r>
+        <w:rPr>
+          <w:rFonts w:ascii="Arial" w:hAnsi="Arial"/>
+          <w:sz w:val="19"/>
+        </w:rPr>
+        <w:t>Evolución 12 h estable. mayor ascenso 24 h: Porvenir +0.14 m; mayor descenso: Tapijulapa -0.02 m; referencia más próxima al NAMO: San Joaquín a 3.32 m. SMN: 0-24 h 50 a 75 mm; 24-48 h 5 a 25 mm; 48-72 h 25 a 50 mm; 72-96 h 50 a 75 mm. La lectura operativa debe confirmarse en los cortes siguientes; el pronóstico incrementa vigilancia, pero no implica por sí solo una creciente.</w:t>
+      </w:r>
+    </w:p>
+    <w:p>
+      <w:r>
+        <w:rPr>
+          <w:rFonts w:ascii="Arial" w:hAnsi="Arial"/>
+          <w:b/>
+          <w:color w:val="1F4E79"/>
+          <w:sz w:val="21"/>
+        </w:rPr>
+        <w:t>Tulijá–Puxcatán–Chilapa</w:t>
+      </w:r>
+    </w:p>
+    <w:p>
+      <w:r>
+        <w:rPr>
+          <w:rFonts w:ascii="Arial" w:hAnsi="Arial"/>
+          <w:sz w:val="19"/>
+        </w:rPr>
+        <w:t>Evolución 12 h estable. sin ascensos positivos de 24 h entre los datos comparables; mayor descenso: Macuspana -0.01 m; referencia más próxima al NAMO: Macuspana a 8.72 m. SMN: 0-24 h 50 a 75 mm; 24-48 h 5 a 25 mm; 48-72 h 25 a 50 mm; 72-96 h 50 a 75 mm. La lectura operativa debe confirmarse en los cortes siguientes; el pronóstico incrementa vigilancia, pero no implica por sí solo una creciente.</w:t>
+      </w:r>
+    </w:p>
+    <w:p>
+      <w:r>
+        <w:rPr>
+          <w:rFonts w:ascii="Arial" w:hAnsi="Arial"/>
+          <w:b/>
+          <w:color w:val="1F4E79"/>
+          <w:sz w:val="21"/>
+        </w:rPr>
+        <w:t>Usumacinta</w:t>
+      </w:r>
+    </w:p>
+    <w:p>
+      <w:r>
+        <w:rPr>
+          <w:rFonts w:ascii="Arial" w:hAnsi="Arial"/>
+          <w:sz w:val="19"/>
+        </w:rPr>
+        <w:t>Evolución 12 h estable. mayor ascenso 24 h: Boca del Cerro +0.15 m; referencia más próxima al NAMO: San Pedro a 0.51 m. SMN: 0-24 h 25 a 50 mm; 24-48 h 25 a 50 mm; 48-72 h 75 a 150 mm; 72-96 h 75 a 150 mm. Cuenca alta Guatemala: El Porvenir 2.28 m/254.6 m³/s, El Tigre 6.03 m/1130.3 m³/s. La lectura operativa debe confirmarse en los cortes siguientes; el pronóstico incrementa vigilancia, pero no implica por sí solo una creciente.</w:t>
+      </w:r>
+    </w:p>
+    <w:p>
+      <w:r>
+        <w:rPr>
+          <w:rFonts w:ascii="Arial" w:hAnsi="Arial"/>
+          <w:b/>
+          <w:color w:val="1F4E79"/>
+          <w:sz w:val="24"/>
+        </w:rPr>
+        <w:t>Hidrometría observada, NAMO y NAMINO</w:t>
+      </w:r>
+    </w:p>
+    <w:p>
+      <w:r>
+        <w:rPr>
+          <w:rFonts w:ascii="Arial" w:hAnsi="Arial"/>
+          <w:sz w:val="19"/>
+        </w:rPr>
+        <w:t>El NAMO y el NAMINO son referencias fijas oficiales cuando están publicados para la estación. El NAMINO cobra especial relevancia operativa en condiciones de niveles bajos; no se inventan valores faltantes.</w:t>
       </w:r>
     </w:p>
     <w:tbl>
@@ -2072,50 +2172,6 @@
           <w:color w:val="1F4E79"/>
           <w:sz w:val="24"/>
         </w:rPr>
-        <w:t>Pronóstico SMN 96–360 h</w:t>
-      </w:r>
-    </w:p>
-    <w:p>
-      <w:pPr>
-        <w:pStyle w:val="ListBullet"/>
-      </w:pPr>
-      <w:r>
-        <w:rPr>
-          <w:rFonts w:ascii="Arial" w:hAnsi="Arial"/>
-          <w:sz w:val="19"/>
-        </w:rPr>
-        <w:t>96-168 h (del 08 al 11 de septiembre de 2026): En el periodo de pronóstico, se prevén lluvias con acumulados de 150 a 250 mm en las cuencas de Usumacinta; lluvias con acumulados de 75 a 150 mm en las cuencas de Bajo Grijalva y Malpaso; lluvias con acumulados de 50 a 75 mm en la cuenca de Peñitas y l luvias con acumulados de 25 a 50 mm en Chicoasén, Juan Sabines y La Angostura.</w:t>
-      </w:r>
-    </w:p>
-    <w:p>
-      <w:pPr>
-        <w:pStyle w:val="ListBullet"/>
-      </w:pPr>
-      <w:r>
-        <w:rPr>
-          <w:rFonts w:ascii="Arial" w:hAnsi="Arial"/>
-          <w:sz w:val="19"/>
-        </w:rPr>
-        <w:t>168-360 h (del 11 al 19 de septiembre 2026): Durante el periodo de pronóstico, se prevén lluvias con acumulados de 400 a 500 mm en la cuenca de Malpaso; lluvias de 300 a 400 mm en las cuencas de Usumacinta y Peñitas; lluvias de 150 a 250 mm en la cuenca de Baja Grijalva; lluvias con acumulados de 75 a 150 mm en las cuencas de Chicoasén y La Angostura, así como lluvias con acumulados de 50 a 75 mm en Jan Sabines.</w:t>
-      </w:r>
-    </w:p>
-    <w:p>
-      <w:r>
-        <w:rPr>
-          <w:rFonts w:ascii="Arial" w:hAnsi="Arial"/>
-          <w:sz w:val="19"/>
-        </w:rPr>
-        <w:t>La incertidumbre aumenta después de 96 h; estos rangos son escenario de vigilancia y no precipitación observada.</w:t>
-      </w:r>
-    </w:p>
-    <w:p>
-      <w:r>
-        <w:rPr>
-          <w:rFonts w:ascii="Arial" w:hAnsi="Arial"/>
-          <w:b/>
-          <w:color w:val="1F4E79"/>
-          <w:sz w:val="24"/>
-        </w:rPr>
         <w:t>Cuenca alta del Usumacinta · Guatemala</w:t>
       </w:r>
     </w:p>
@@ -2176,7 +2232,7 @@
           <w:rFonts w:ascii="Arial" w:hAnsi="Arial"/>
           <w:sz w:val="19"/>
         </w:rPr>
-        <w:t>Los máximos BHVGM son referencias estadísticas, no umbrales de inundación. Los cortes de Guatemala y Tabasco se comparan conservando su hora real; el desfase no se interpreta como tiempo de tránsito.</w:t>
+        <w:t>Los máximos BHVGM son referencias estadísticas, no umbrales de inundación. El desfase entre cortes no se interpreta como tiempo de tránsito.</w:t>
       </w:r>
     </w:p>
     <w:p>
@@ -2199,7 +2255,54 @@
           <w:rFonts w:ascii="Arial" w:hAnsi="Arial"/>
           <w:sz w:val="19"/>
         </w:rPr>
-        <w:t>Tabasco: máxima válida del día 32.8 °C; máximo índice de calor 49.3 °C en ASUR Villahermosa · Peligro.</w:t>
+        <w:t>Tabasco: máxima válida 32.8 °C; índice de calor máximo 49.3 °C en ASUR Villahermosa · Peligro.</w:t>
+      </w:r>
+    </w:p>
+    <w:p>
+      <w:r>
+        <w:rPr>
+          <w:rFonts w:ascii="Arial" w:hAnsi="Arial"/>
+          <w:b/>
+          <w:color w:val="1F4E79"/>
+          <w:sz w:val="24"/>
+        </w:rPr>
+        <w:t>Perspectiva y evaluación operativa</w:t>
+      </w:r>
+    </w:p>
+    <w:p>
+      <w:pPr>
+        <w:pStyle w:val="ListBullet"/>
+      </w:pPr>
+      <w:r>
+        <w:rPr>
+          <w:rFonts w:ascii="Arial" w:hAnsi="Arial"/>
+          <w:sz w:val="19"/>
+        </w:rPr>
+        <w:t>24–48 h: contrastar la lluvia observada y el primer tramo del pronóstico con la evolución real de niveles; reforzar vigilancia sólo donde coincidan lluvia relevante, ascenso o persistencia.</w:t>
+      </w:r>
+    </w:p>
+    <w:p>
+      <w:pPr>
+        <w:pStyle w:val="ListBullet"/>
+      </w:pPr>
+      <w:r>
+        <w:rPr>
+          <w:rFonts w:ascii="Arial" w:hAnsi="Arial"/>
+          <w:sz w:val="19"/>
+        </w:rPr>
+        <w:t>48–96 h: vigilar especialmente las subcuencas con rangos SMN más altos y verificar en cada nuevo corte si aparece respuesta hidrométrica.</w:t>
+      </w:r>
+    </w:p>
+    <w:p>
+      <w:pPr>
+        <w:pStyle w:val="ListBullet"/>
+      </w:pPr>
+      <w:r>
+        <w:rPr>
+          <w:rFonts w:ascii="Arial" w:hAnsi="Arial"/>
+          <w:sz w:val="19"/>
+        </w:rPr>
+        <w:t>7–15 días: usar únicamente productos oficiales vigentes como escenario de planeación; la incertidumbre es mayor y no debe presentarse como lluvia observada ni como creciente confirmada.</w:t>
       </w:r>
     </w:p>
     <w:p>
@@ -2222,7 +2325,7 @@
           <w:rFonts w:ascii="Arial" w:hAnsi="Arial"/>
           <w:sz w:val="19"/>
         </w:rPr>
-        <w:t>Mantener vigilancia priorizada por lluvia observada válida, ascensos hidrométricos reales, persistencia de tendencia y pronóstico oficial; NAMO se conserva como referencia de proximidad y no como semáforo oficial.</w:t>
+        <w:t>Priorizar lluvia observada válida, ascensos reales, persistencia y pronóstico oficial. NAMO y NAMINO se conservan como referencias hidrométricas; el NAMINO adquiere prioridad cuando los niveles descienden hacia mínimos.</w:t>
       </w:r>
     </w:p>
     <w:p>
@@ -2246,7 +2349,7 @@
           <w:rFonts w:ascii="Arial" w:hAnsi="Arial"/>
           <w:sz w:val="19"/>
         </w:rPr>
-        <w:t>En Usumacinta, mantener seguimiento conjunto de La Pasión/El Porvenir, Chixoy/Salinas y El Tigre cuando sea publicado, contrastándolo con Boca del Cerro y estaciones aguas abajo sin afirmar causalidad automática.</w:t>
+        <w:t>En Usumacinta, mantener lectura conjunta de La Pasión/El Porvenir, Chixoy/Salinas, El Tigre, Boca del Cerro y estaciones aguas abajo, sin afirmar causalidad automática.</w:t>
       </w:r>
     </w:p>
     <w:p>
@@ -2269,7 +2372,7 @@
           <w:rFonts w:ascii="Arial" w:hAnsi="Arial"/>
           <w:sz w:val="19"/>
         </w:rPr>
-        <w:t>CONAGUA/OCFS: boletines hidrométricos, climatológicos, presas y reporte horario de lluvia.</w:t>
+        <w:t>CONAGUA/OCFS: boletines hidrométricos, climatológicos, presas y lluvia.</w:t>
       </w:r>
     </w:p>
     <w:p>
@@ -2281,7 +2384,7 @@
           <w:rFonts w:ascii="Arial" w:hAnsi="Arial"/>
           <w:sz w:val="19"/>
         </w:rPr>
-        <w:t>SMN: pronóstico especial por cuencas 96 h y 360 h.</w:t>
+        <w:t>SMN: pronóstico especial por cuencas.</w:t>
       </w:r>
     </w:p>
     <w:p>
@@ -2293,7 +2396,7 @@
           <w:rFonts w:ascii="Arial" w:hAnsi="Arial"/>
           <w:sz w:val="19"/>
         </w:rPr>
-        <w:t>INSIVUMEH: BHVGM y productos de contexto de la cuenca alta.</w:t>
+        <w:t>INSIVUMEH: BHVGM y contexto de cuenca alta.</w:t>
       </w:r>
     </w:p>
     <w:p>
@@ -2305,7 +2408,7 @@
           <w:rFonts w:ascii="Arial" w:hAnsi="Arial"/>
           <w:sz w:val="19"/>
         </w:rPr>
-        <w:t>WeatherLink: observaciones cloud; ventanas inmaduras, heredadas o rezagadas no se presentan como actuales.</w:t>
+        <w:t>WeatherLink: observaciones cloud; datos inmaduros, heredados o rezagados no se presentan como actuales.</w:t>
       </w:r>
     </w:p>
     <w:p>
